--- a/数据分析概要文档.docx
+++ b/数据分析概要文档.docx
@@ -22,6 +22,10 @@
     <w:p>
       <w:pPr>
         <w:pStyle w:val="3"/>
+        <w:numPr>
+          <w:ilvl w:val="0"/>
+          <w:numId w:val="1"/>
+        </w:numPr>
         <w:bidi w:val="0"/>
         <w:rPr>
           <w:rFonts w:hint="eastAsia"/>
@@ -33,16 +37,29 @@
           <w:rFonts w:hint="eastAsia"/>
           <w:lang w:val="en-US" w:eastAsia="zh-CN"/>
         </w:rPr>
-        <w:t>一．数据预处理</w:t>
-      </w:r>
-    </w:p>
-    <w:p>
-      <w:pPr>
+        <w:t>数据预处理</w:t>
+      </w:r>
+    </w:p>
+    <w:p>
+      <w:pPr>
+        <w:pStyle w:val="3"/>
+        <w:numPr>
+          <w:numId w:val="0"/>
+        </w:numPr>
+        <w:bidi w:val="0"/>
+        <w:ind w:firstLine="420" w:firstLineChars="0"/>
+        <w:rPr>
+          <w:rFonts w:hint="default"/>
+          <w:lang w:val="en-US" w:eastAsia="zh-CN"/>
+        </w:rPr>
+      </w:pPr>
+      <w:r>
         <w:rPr>
           <w:rFonts w:hint="eastAsia"/>
           <w:lang w:val="en-US" w:eastAsia="zh-CN"/>
         </w:rPr>
-      </w:pPr>
+        <w:t>1.粗略处理</w:t>
+      </w:r>
     </w:p>
     <w:p>
       <w:pPr>
@@ -75,8 +92,6 @@
         </w:rPr>
         <w:t>对于剩余的文件中，有部分值为0的记录进行补全，首尾为后或前一个值，中间为上下两数据求平均值。</w:t>
       </w:r>
-      <w:bookmarkStart w:id="0" w:name="_GoBack"/>
-      <w:bookmarkEnd w:id="0"/>
     </w:p>
     <w:p>
       <w:pPr>
@@ -120,7 +135,7 @@
     </w:p>
     <w:tbl>
       <w:tblPr>
-        <w:tblStyle w:val="6"/>
+        <w:tblStyle w:val="8"/>
         <w:tblW w:w="0" w:type="auto"/>
         <w:tblInd w:w="0" w:type="dxa"/>
         <w:tblBorders>
@@ -133,7 +148,9 @@
         </w:tblBorders>
         <w:tblLayout w:type="autofit"/>
         <w:tblCellMar>
+          <w:top w:w="0" w:type="dxa"/>
           <w:left w:w="108" w:type="dxa"/>
+          <w:bottom w:w="0" w:type="dxa"/>
           <w:right w:w="108" w:type="dxa"/>
         </w:tblCellMar>
       </w:tblPr>
@@ -153,7 +170,9 @@
             <w:insideV w:val="single" w:color="auto" w:sz="4" w:space="0"/>
           </w:tblBorders>
           <w:tblCellMar>
+            <w:top w:w="0" w:type="dxa"/>
             <w:left w:w="108" w:type="dxa"/>
+            <w:bottom w:w="0" w:type="dxa"/>
             <w:right w:w="108" w:type="dxa"/>
           </w:tblCellMar>
         </w:tblPrEx>
@@ -256,7 +275,9 @@
             <w:insideV w:val="single" w:color="auto" w:sz="4" w:space="0"/>
           </w:tblBorders>
           <w:tblCellMar>
+            <w:top w:w="0" w:type="dxa"/>
             <w:left w:w="108" w:type="dxa"/>
+            <w:bottom w:w="0" w:type="dxa"/>
             <w:right w:w="108" w:type="dxa"/>
           </w:tblCellMar>
         </w:tblPrEx>
@@ -341,7 +362,9 @@
             <w:insideV w:val="single" w:color="auto" w:sz="4" w:space="0"/>
           </w:tblBorders>
           <w:tblCellMar>
+            <w:top w:w="0" w:type="dxa"/>
             <w:left w:w="108" w:type="dxa"/>
+            <w:bottom w:w="0" w:type="dxa"/>
             <w:right w:w="108" w:type="dxa"/>
           </w:tblCellMar>
         </w:tblPrEx>
@@ -444,7 +467,9 @@
             <w:insideV w:val="single" w:color="auto" w:sz="4" w:space="0"/>
           </w:tblBorders>
           <w:tblCellMar>
+            <w:top w:w="0" w:type="dxa"/>
             <w:left w:w="108" w:type="dxa"/>
+            <w:bottom w:w="0" w:type="dxa"/>
             <w:right w:w="108" w:type="dxa"/>
           </w:tblCellMar>
         </w:tblPrEx>
@@ -529,7 +554,9 @@
             <w:insideV w:val="single" w:color="auto" w:sz="4" w:space="0"/>
           </w:tblBorders>
           <w:tblCellMar>
+            <w:top w:w="0" w:type="dxa"/>
             <w:left w:w="108" w:type="dxa"/>
+            <w:bottom w:w="0" w:type="dxa"/>
             <w:right w:w="108" w:type="dxa"/>
           </w:tblCellMar>
         </w:tblPrEx>
@@ -632,7 +659,9 @@
             <w:insideV w:val="single" w:color="auto" w:sz="4" w:space="0"/>
           </w:tblBorders>
           <w:tblCellMar>
+            <w:top w:w="0" w:type="dxa"/>
             <w:left w:w="108" w:type="dxa"/>
+            <w:bottom w:w="0" w:type="dxa"/>
             <w:right w:w="108" w:type="dxa"/>
           </w:tblCellMar>
         </w:tblPrEx>
@@ -903,36 +932,6 @@
       <w:pPr>
         <w:ind w:firstLine="420" w:firstLineChars="0"/>
         <w:rPr>
-          <w:rFonts w:hint="eastAsia" w:ascii="宋体" w:hAnsi="宋体" w:eastAsia="宋体" w:cs="宋体"/>
-          <w:i w:val="0"/>
-          <w:iCs w:val="0"/>
-          <w:color w:val="000000"/>
-          <w:kern w:val="0"/>
-          <w:sz w:val="22"/>
-          <w:szCs w:val="22"/>
-          <w:u w:val="none"/>
-          <w:lang w:val="en-US" w:eastAsia="zh-CN" w:bidi="ar"/>
-        </w:rPr>
-      </w:pPr>
-      <w:r>
-        <w:rPr>
-          <w:rFonts w:hint="eastAsia" w:ascii="宋体" w:hAnsi="宋体" w:eastAsia="宋体" w:cs="宋体"/>
-          <w:i w:val="0"/>
-          <w:iCs w:val="0"/>
-          <w:color w:val="000000"/>
-          <w:kern w:val="0"/>
-          <w:sz w:val="22"/>
-          <w:szCs w:val="22"/>
-          <w:u w:val="none"/>
-          <w:lang w:val="en-US" w:eastAsia="zh-CN" w:bidi="ar"/>
-        </w:rPr>
-        <w:t>对各个文件数据求皮尔森相关系数，结果见“pearsonrHighattribute.csv”,保留皮尔森相关系数大于等于0.8的文件。</w:t>
-      </w:r>
-    </w:p>
-    <w:p>
-      <w:pPr>
-        <w:ind w:firstLine="420" w:firstLineChars="0"/>
-        <w:rPr>
           <w:rFonts w:hint="default" w:ascii="宋体" w:hAnsi="宋体" w:eastAsia="宋体" w:cs="宋体"/>
           <w:i w:val="0"/>
           <w:iCs w:val="0"/>
@@ -956,28 +955,27 @@
           <w:u w:val="none"/>
           <w:lang w:val="en-US" w:eastAsia="zh-CN" w:bidi="ar"/>
         </w:rPr>
-        <w:t>划分测试集与训练集，取最后20%时间的数据作为测试集，剩下的作为训练集，准备使用。</w:t>
-      </w:r>
-    </w:p>
-    <w:p>
-      <w:pPr>
-        <w:ind w:firstLine="420" w:firstLineChars="0"/>
-        <w:rPr>
-          <w:rFonts w:hint="eastAsia" w:ascii="宋体" w:hAnsi="宋体" w:eastAsia="宋体" w:cs="宋体"/>
-          <w:i w:val="0"/>
-          <w:iCs w:val="0"/>
-          <w:color w:val="000000"/>
-          <w:kern w:val="0"/>
-          <w:sz w:val="22"/>
-          <w:szCs w:val="22"/>
-          <w:u w:val="none"/>
-          <w:lang w:val="en-US" w:eastAsia="zh-CN" w:bidi="ar"/>
-        </w:rPr>
-      </w:pPr>
-    </w:p>
-    <w:p>
-      <w:pPr>
-        <w:ind w:firstLine="420" w:firstLineChars="0"/>
+        <w:t>对各个文件数据求皮尔森相关系数，结果见“pearsonrHighattribute.csv”,编写脚本，保留皮尔森相关系数大于等于0.8的文件。剩余17个X。</w:t>
+      </w:r>
+    </w:p>
+    <w:p>
+      <w:pPr>
+        <w:ind w:firstLine="420" w:firstLineChars="0"/>
+        <w:rPr>
+          <w:rFonts w:hint="eastAsia" w:ascii="宋体" w:hAnsi="宋体" w:eastAsia="宋体" w:cs="宋体"/>
+          <w:i w:val="0"/>
+          <w:iCs w:val="0"/>
+          <w:color w:val="000000"/>
+          <w:kern w:val="0"/>
+          <w:sz w:val="22"/>
+          <w:szCs w:val="22"/>
+          <w:u w:val="none"/>
+          <w:lang w:val="en-US" w:eastAsia="zh-CN" w:bidi="ar"/>
+        </w:rPr>
+      </w:pPr>
+    </w:p>
+    <w:p>
+      <w:pPr>
         <w:rPr>
           <w:rFonts w:hint="default" w:ascii="宋体" w:hAnsi="宋体" w:eastAsia="宋体" w:cs="宋体"/>
           <w:i w:val="0"/>
@@ -990,6 +988,477 @@
           <w:lang w:val="en-US" w:eastAsia="zh-CN" w:bidi="ar"/>
         </w:rPr>
       </w:pPr>
+    </w:p>
+    <w:p>
+      <w:pPr>
+        <w:pStyle w:val="3"/>
+        <w:numPr>
+          <w:ilvl w:val="0"/>
+          <w:numId w:val="2"/>
+        </w:numPr>
+        <w:bidi w:val="0"/>
+        <w:rPr>
+          <w:rFonts w:hint="default"/>
+          <w:lang w:val="en-US" w:eastAsia="zh-CN"/>
+        </w:rPr>
+      </w:pPr>
+      <w:r>
+        <w:rPr>
+          <w:rFonts w:hint="eastAsia"/>
+          <w:lang w:val="en-US" w:eastAsia="zh-CN"/>
+        </w:rPr>
+        <w:t>特征工程</w:t>
+      </w:r>
+    </w:p>
+    <w:p>
+      <w:pPr>
+        <w:ind w:firstLine="420" w:firstLineChars="0"/>
+        <w:rPr>
+          <w:rFonts w:hint="default" w:ascii="宋体" w:hAnsi="宋体" w:eastAsia="宋体" w:cs="宋体"/>
+          <w:i w:val="0"/>
+          <w:iCs w:val="0"/>
+          <w:color w:val="000000"/>
+          <w:kern w:val="0"/>
+          <w:sz w:val="22"/>
+          <w:szCs w:val="22"/>
+          <w:u w:val="none"/>
+          <w:lang w:val="en-US" w:eastAsia="zh-CN" w:bidi="ar"/>
+        </w:rPr>
+      </w:pPr>
+      <w:r>
+        <w:rPr>
+          <w:rFonts w:hint="eastAsia" w:ascii="宋体" w:hAnsi="宋体" w:eastAsia="宋体" w:cs="宋体"/>
+          <w:i w:val="0"/>
+          <w:iCs w:val="0"/>
+          <w:color w:val="000000"/>
+          <w:kern w:val="0"/>
+          <w:sz w:val="22"/>
+          <w:szCs w:val="22"/>
+          <w:u w:val="none"/>
+          <w:lang w:val="en-US" w:eastAsia="zh-CN" w:bidi="ar"/>
+        </w:rPr>
+        <w:t>接下来，对“合并宽表”进行特征工程，编写脚本</w:t>
+      </w:r>
+      <w:r>
+        <w:rPr>
+          <w:rFonts w:hint="default" w:ascii="宋体" w:hAnsi="宋体" w:eastAsia="宋体" w:cs="宋体"/>
+          <w:i w:val="0"/>
+          <w:iCs w:val="0"/>
+          <w:color w:val="000000"/>
+          <w:kern w:val="0"/>
+          <w:sz w:val="22"/>
+          <w:szCs w:val="22"/>
+          <w:u w:val="none"/>
+          <w:lang w:val="en-US" w:eastAsia="zh-CN" w:bidi="ar"/>
+        </w:rPr>
+        <w:t>“</w:t>
+      </w:r>
+      <w:r>
+        <w:rPr>
+          <w:rFonts w:hint="eastAsia" w:ascii="宋体" w:hAnsi="宋体" w:eastAsia="宋体" w:cs="宋体"/>
+          <w:i w:val="0"/>
+          <w:iCs w:val="0"/>
+          <w:color w:val="000000"/>
+          <w:kern w:val="0"/>
+          <w:sz w:val="22"/>
+          <w:szCs w:val="22"/>
+          <w:u w:val="none"/>
+          <w:lang w:val="en-US" w:eastAsia="zh-CN" w:bidi="ar"/>
+        </w:rPr>
+        <w:t>特征工程_标准化.py</w:t>
+      </w:r>
+      <w:r>
+        <w:rPr>
+          <w:rFonts w:hint="default" w:ascii="宋体" w:hAnsi="宋体" w:eastAsia="宋体" w:cs="宋体"/>
+          <w:i w:val="0"/>
+          <w:iCs w:val="0"/>
+          <w:color w:val="000000"/>
+          <w:kern w:val="0"/>
+          <w:sz w:val="22"/>
+          <w:szCs w:val="22"/>
+          <w:u w:val="none"/>
+          <w:lang w:val="en-US" w:eastAsia="zh-CN" w:bidi="ar"/>
+        </w:rPr>
+        <w:t>”</w:t>
+      </w:r>
+    </w:p>
+    <w:p>
+      <w:pPr>
+        <w:ind w:firstLine="420" w:firstLineChars="0"/>
+        <w:rPr>
+          <w:rFonts w:hint="eastAsia" w:ascii="宋体" w:hAnsi="宋体" w:eastAsia="宋体" w:cs="宋体"/>
+          <w:i w:val="0"/>
+          <w:iCs w:val="0"/>
+          <w:color w:val="000000"/>
+          <w:kern w:val="0"/>
+          <w:sz w:val="22"/>
+          <w:szCs w:val="22"/>
+          <w:u w:val="none"/>
+          <w:lang w:val="en-US" w:eastAsia="zh-CN" w:bidi="ar"/>
+        </w:rPr>
+      </w:pPr>
+      <w:r>
+        <w:rPr>
+          <w:rFonts w:hint="eastAsia" w:ascii="宋体" w:hAnsi="宋体" w:eastAsia="宋体" w:cs="宋体"/>
+          <w:i w:val="0"/>
+          <w:iCs w:val="0"/>
+          <w:color w:val="000000"/>
+          <w:kern w:val="0"/>
+          <w:sz w:val="22"/>
+          <w:szCs w:val="22"/>
+          <w:u w:val="none"/>
+          <w:lang w:val="en-US" w:eastAsia="zh-CN" w:bidi="ar"/>
+        </w:rPr>
+        <w:t>流程为:</w:t>
+      </w:r>
+    </w:p>
+    <w:p>
+      <w:pPr>
+        <w:ind w:firstLine="420" w:firstLineChars="0"/>
+        <w:rPr>
+          <w:rFonts w:hint="eastAsia" w:ascii="宋体" w:hAnsi="宋体" w:eastAsia="宋体" w:cs="宋体"/>
+          <w:i w:val="0"/>
+          <w:iCs w:val="0"/>
+          <w:color w:val="000000"/>
+          <w:kern w:val="0"/>
+          <w:sz w:val="22"/>
+          <w:szCs w:val="22"/>
+          <w:u w:val="none"/>
+          <w:lang w:val="en-US" w:eastAsia="zh-CN" w:bidi="ar"/>
+        </w:rPr>
+      </w:pPr>
+      <w:r>
+        <w:rPr>
+          <w:rFonts w:hint="eastAsia" w:ascii="宋体" w:hAnsi="宋体" w:eastAsia="宋体" w:cs="宋体"/>
+          <w:i w:val="0"/>
+          <w:iCs w:val="0"/>
+          <w:color w:val="000000"/>
+          <w:kern w:val="0"/>
+          <w:sz w:val="22"/>
+          <w:szCs w:val="22"/>
+          <w:u w:val="none"/>
+          <w:lang w:val="en-US" w:eastAsia="zh-CN" w:bidi="ar"/>
+        </w:rPr>
+        <w:t>├── 配置：选择scaler类型(minmaxScaler)、划分比例</w:t>
+      </w:r>
+    </w:p>
+    <w:p>
+      <w:pPr>
+        <w:ind w:firstLine="420" w:firstLineChars="0"/>
+        <w:rPr>
+          <w:rFonts w:hint="eastAsia" w:ascii="宋体" w:hAnsi="宋体" w:eastAsia="宋体" w:cs="宋体"/>
+          <w:i w:val="0"/>
+          <w:iCs w:val="0"/>
+          <w:color w:val="000000"/>
+          <w:kern w:val="0"/>
+          <w:sz w:val="22"/>
+          <w:szCs w:val="22"/>
+          <w:u w:val="none"/>
+          <w:lang w:val="en-US" w:eastAsia="zh-CN" w:bidi="ar"/>
+        </w:rPr>
+      </w:pPr>
+      <w:r>
+        <w:rPr>
+          <w:rFonts w:hint="eastAsia" w:ascii="宋体" w:hAnsi="宋体" w:eastAsia="宋体" w:cs="宋体"/>
+          <w:i w:val="0"/>
+          <w:iCs w:val="0"/>
+          <w:color w:val="000000"/>
+          <w:kern w:val="0"/>
+          <w:sz w:val="22"/>
+          <w:szCs w:val="22"/>
+          <w:u w:val="none"/>
+          <w:lang w:val="en-US" w:eastAsia="zh-CN" w:bidi="ar"/>
+        </w:rPr>
+        <w:t>├── Step1：加载宽表、删除Y为NaN的行</w:t>
+      </w:r>
+    </w:p>
+    <w:p>
+      <w:pPr>
+        <w:ind w:firstLine="420" w:firstLineChars="0"/>
+        <w:rPr>
+          <w:rFonts w:hint="eastAsia" w:ascii="宋体" w:hAnsi="宋体" w:eastAsia="宋体" w:cs="宋体"/>
+          <w:i w:val="0"/>
+          <w:iCs w:val="0"/>
+          <w:color w:val="000000"/>
+          <w:kern w:val="0"/>
+          <w:sz w:val="22"/>
+          <w:szCs w:val="22"/>
+          <w:u w:val="none"/>
+          <w:lang w:val="en-US" w:eastAsia="zh-CN" w:bidi="ar"/>
+        </w:rPr>
+      </w:pPr>
+      <w:r>
+        <w:rPr>
+          <w:rFonts w:hint="eastAsia" w:ascii="宋体" w:hAnsi="宋体" w:eastAsia="宋体" w:cs="宋体"/>
+          <w:i w:val="0"/>
+          <w:iCs w:val="0"/>
+          <w:color w:val="000000"/>
+          <w:kern w:val="0"/>
+          <w:sz w:val="22"/>
+          <w:szCs w:val="22"/>
+          <w:u w:val="none"/>
+          <w:lang w:val="en-US" w:eastAsia="zh-CN" w:bidi="ar"/>
+        </w:rPr>
+        <w:t>├── Step2：X缺失值插值填充</w:t>
+      </w:r>
+    </w:p>
+    <w:p>
+      <w:pPr>
+        <w:ind w:firstLine="420" w:firstLineChars="0"/>
+        <w:rPr>
+          <w:rFonts w:hint="eastAsia" w:ascii="宋体" w:hAnsi="宋体" w:eastAsia="宋体" w:cs="宋体"/>
+          <w:i w:val="0"/>
+          <w:iCs w:val="0"/>
+          <w:color w:val="000000"/>
+          <w:kern w:val="0"/>
+          <w:sz w:val="22"/>
+          <w:szCs w:val="22"/>
+          <w:u w:val="none"/>
+          <w:lang w:val="en-US" w:eastAsia="zh-CN" w:bidi="ar"/>
+        </w:rPr>
+      </w:pPr>
+      <w:r>
+        <w:rPr>
+          <w:rFonts w:hint="eastAsia" w:ascii="宋体" w:hAnsi="宋体" w:eastAsia="宋体" w:cs="宋体"/>
+          <w:i w:val="0"/>
+          <w:iCs w:val="0"/>
+          <w:color w:val="000000"/>
+          <w:kern w:val="0"/>
+          <w:sz w:val="22"/>
+          <w:szCs w:val="22"/>
+          <w:u w:val="none"/>
+          <w:lang w:val="en-US" w:eastAsia="zh-CN" w:bidi="ar"/>
+        </w:rPr>
+        <w:t>├── Step3：时序80/20划分</w:t>
+      </w:r>
+    </w:p>
+    <w:p>
+      <w:pPr>
+        <w:ind w:firstLine="420" w:firstLineChars="0"/>
+        <w:rPr>
+          <w:rFonts w:hint="eastAsia" w:ascii="宋体" w:hAnsi="宋体" w:eastAsia="宋体" w:cs="宋体"/>
+          <w:i w:val="0"/>
+          <w:iCs w:val="0"/>
+          <w:color w:val="000000"/>
+          <w:kern w:val="0"/>
+          <w:sz w:val="22"/>
+          <w:szCs w:val="22"/>
+          <w:u w:val="none"/>
+          <w:lang w:val="en-US" w:eastAsia="zh-CN" w:bidi="ar"/>
+        </w:rPr>
+      </w:pPr>
+      <w:r>
+        <w:rPr>
+          <w:rFonts w:hint="eastAsia" w:ascii="宋体" w:hAnsi="宋体" w:eastAsia="宋体" w:cs="宋体"/>
+          <w:i w:val="0"/>
+          <w:iCs w:val="0"/>
+          <w:color w:val="000000"/>
+          <w:kern w:val="0"/>
+          <w:sz w:val="22"/>
+          <w:szCs w:val="22"/>
+          <w:u w:val="none"/>
+          <w:lang w:val="en-US" w:eastAsia="zh-CN" w:bidi="ar"/>
+        </w:rPr>
+        <w:t>├── Step4：fit_transform(train) + transform(test)</w:t>
+      </w:r>
+    </w:p>
+    <w:p>
+      <w:pPr>
+        <w:ind w:firstLine="420" w:firstLineChars="0"/>
+        <w:rPr>
+          <w:rFonts w:hint="eastAsia" w:ascii="宋体" w:hAnsi="宋体" w:eastAsia="宋体" w:cs="宋体"/>
+          <w:i w:val="0"/>
+          <w:iCs w:val="0"/>
+          <w:color w:val="000000"/>
+          <w:kern w:val="0"/>
+          <w:sz w:val="22"/>
+          <w:szCs w:val="22"/>
+          <w:u w:val="none"/>
+          <w:lang w:val="en-US" w:eastAsia="zh-CN" w:bidi="ar"/>
+        </w:rPr>
+      </w:pPr>
+      <w:r>
+        <w:rPr>
+          <w:rFonts w:hint="eastAsia" w:ascii="宋体" w:hAnsi="宋体" w:eastAsia="宋体" w:cs="宋体"/>
+          <w:i w:val="0"/>
+          <w:iCs w:val="0"/>
+          <w:color w:val="000000"/>
+          <w:kern w:val="0"/>
+          <w:sz w:val="22"/>
+          <w:szCs w:val="22"/>
+          <w:u w:val="none"/>
+          <w:lang w:val="en-US" w:eastAsia="zh-CN" w:bidi="ar"/>
+        </w:rPr>
+        <w:t>├── Step5：保存scaled数据 + scaler对象</w:t>
+      </w:r>
+    </w:p>
+    <w:p>
+      <w:pPr>
+        <w:ind w:firstLine="420" w:firstLineChars="0"/>
+        <w:rPr>
+          <w:rFonts w:hint="eastAsia" w:ascii="宋体" w:hAnsi="宋体" w:eastAsia="宋体" w:cs="宋体"/>
+          <w:i w:val="0"/>
+          <w:iCs w:val="0"/>
+          <w:color w:val="000000"/>
+          <w:kern w:val="0"/>
+          <w:sz w:val="22"/>
+          <w:szCs w:val="22"/>
+          <w:u w:val="none"/>
+          <w:lang w:val="en-US" w:eastAsia="zh-CN" w:bidi="ar"/>
+        </w:rPr>
+      </w:pPr>
+      <w:r>
+        <w:rPr>
+          <w:rFonts w:hint="eastAsia" w:ascii="宋体" w:hAnsi="宋体" w:eastAsia="宋体" w:cs="宋体"/>
+          <w:i w:val="0"/>
+          <w:iCs w:val="0"/>
+          <w:color w:val="000000"/>
+          <w:kern w:val="0"/>
+          <w:sz w:val="22"/>
+          <w:szCs w:val="22"/>
+          <w:u w:val="none"/>
+          <w:lang w:val="en-US" w:eastAsia="zh-CN" w:bidi="ar"/>
+        </w:rPr>
+        <w:t>└── Step6：输出统计报告划分测试集与训练集，取最后20%时间的数据作为测试集，剩下的作为训练集，准备使用。</w:t>
+      </w:r>
+    </w:p>
+    <w:p>
+      <w:pPr>
+        <w:ind w:firstLine="420" w:firstLineChars="0"/>
+        <w:rPr>
+          <w:rFonts w:hint="eastAsia" w:ascii="宋体" w:hAnsi="宋体" w:eastAsia="宋体" w:cs="宋体"/>
+          <w:i w:val="0"/>
+          <w:iCs w:val="0"/>
+          <w:color w:val="000000"/>
+          <w:kern w:val="0"/>
+          <w:sz w:val="22"/>
+          <w:szCs w:val="22"/>
+          <w:u w:val="none"/>
+          <w:lang w:val="en-US" w:eastAsia="zh-CN" w:bidi="ar"/>
+        </w:rPr>
+      </w:pPr>
+    </w:p>
+    <w:p>
+      <w:pPr>
+        <w:ind w:firstLine="420" w:firstLineChars="0"/>
+        <w:rPr>
+          <w:rFonts w:hint="eastAsia" w:ascii="宋体" w:hAnsi="宋体" w:eastAsia="宋体" w:cs="宋体"/>
+          <w:i w:val="0"/>
+          <w:iCs w:val="0"/>
+          <w:color w:val="000000"/>
+          <w:kern w:val="0"/>
+          <w:sz w:val="22"/>
+          <w:szCs w:val="22"/>
+          <w:u w:val="none"/>
+          <w:lang w:val="en-US" w:eastAsia="zh-CN" w:bidi="ar"/>
+        </w:rPr>
+      </w:pPr>
+    </w:p>
+    <w:p>
+      <w:pPr>
+        <w:pStyle w:val="3"/>
+        <w:numPr>
+          <w:ilvl w:val="0"/>
+          <w:numId w:val="2"/>
+        </w:numPr>
+        <w:bidi w:val="0"/>
+        <w:ind w:left="0" w:leftChars="0" w:firstLine="0" w:firstLineChars="0"/>
+        <w:rPr>
+          <w:rFonts w:hint="eastAsia"/>
+          <w:lang w:val="en-US" w:eastAsia="zh-CN"/>
+        </w:rPr>
+      </w:pPr>
+      <w:r>
+        <w:rPr>
+          <w:rFonts w:hint="eastAsia"/>
+          <w:lang w:val="en-US" w:eastAsia="zh-CN"/>
+        </w:rPr>
+        <w:t>建模计划</w:t>
+      </w:r>
+    </w:p>
+    <w:p>
+      <w:pPr>
+        <w:ind w:firstLine="420" w:firstLineChars="0"/>
+        <w:rPr>
+          <w:rFonts w:hint="eastAsia"/>
+          <w:lang w:val="en-US" w:eastAsia="zh-CN"/>
+        </w:rPr>
+      </w:pPr>
+      <w:r>
+        <w:rPr>
+          <w:rFonts w:hint="eastAsia"/>
+          <w:lang w:val="en-US" w:eastAsia="zh-CN"/>
+        </w:rPr>
+        <w:t>建立多个模型，对比模型性能，</w:t>
+      </w:r>
+    </w:p>
+    <w:p>
+      <w:pPr>
+        <w:ind w:firstLine="420" w:firstLineChars="0"/>
+        <w:rPr>
+          <w:rFonts w:hint="default"/>
+          <w:lang w:val="en-US" w:eastAsia="zh-CN"/>
+        </w:rPr>
+      </w:pPr>
+    </w:p>
+    <w:p>
+      <w:pPr>
+        <w:numPr>
+          <w:numId w:val="0"/>
+        </w:numPr>
+        <w:ind w:leftChars="0" w:firstLine="420" w:firstLineChars="0"/>
+        <w:rPr>
+          <w:rFonts w:hint="default"/>
+          <w:lang w:val="en-US" w:eastAsia="zh-CN"/>
+        </w:rPr>
+      </w:pPr>
+      <w:r>
+        <w:rPr>
+          <w:rFonts w:hint="eastAsia"/>
+          <w:lang w:val="en-US" w:eastAsia="zh-CN"/>
+        </w:rPr>
+        <w:t>方案一：使用循环神经网络建模，使用pytrach开源库-&gt;建立LSTM模型</w:t>
+      </w:r>
+    </w:p>
+    <w:p>
+      <w:pPr>
+        <w:numPr>
+          <w:numId w:val="0"/>
+        </w:numPr>
+        <w:ind w:leftChars="0" w:firstLine="420" w:firstLineChars="0"/>
+        <w:rPr>
+          <w:rFonts w:hint="eastAsia"/>
+          <w:lang w:val="en-US" w:eastAsia="zh-CN"/>
+        </w:rPr>
+      </w:pPr>
+      <w:r>
+        <w:rPr>
+          <w:rFonts w:hint="eastAsia"/>
+          <w:lang w:val="en-US" w:eastAsia="zh-CN"/>
+        </w:rPr>
+        <w:t>-&gt;训练模型-&gt;预测与反归一化-&gt;模型评估可视化。</w:t>
+      </w:r>
+    </w:p>
+    <w:p>
+      <w:pPr>
+        <w:numPr>
+          <w:numId w:val="0"/>
+        </w:numPr>
+        <w:ind w:leftChars="0" w:firstLine="420" w:firstLineChars="0"/>
+        <w:rPr>
+          <w:rFonts w:hint="default"/>
+          <w:lang w:val="en-US" w:eastAsia="zh-CN"/>
+        </w:rPr>
+      </w:pPr>
+      <w:r>
+        <w:rPr>
+          <w:rFonts w:hint="eastAsia"/>
+          <w:lang w:val="en-US" w:eastAsia="zh-CN"/>
+        </w:rPr>
+        <w:t>方案二：</w:t>
+      </w:r>
+      <w:bookmarkStart w:id="0" w:name="_GoBack"/>
+      <w:bookmarkEnd w:id="0"/>
     </w:p>
     <w:p>
       <w:pPr>
@@ -1015,6 +1484,48 @@
     </w:sectPr>
   </w:body>
 </w:document>
+</file>
+
+<file path=word/numbering.xml><?xml version="1.0" encoding="utf-8"?>
+<w:numbering xmlns:wpc="http://schemas.microsoft.com/office/word/2010/wordprocessingCanvas" xmlns:mc="http://schemas.openxmlformats.org/markup-compatibility/2006" xmlns:o="urn:schemas-microsoft-com:office:office" xmlns:r="http://schemas.openxmlformats.org/officeDocument/2006/relationships" xmlns:m="http://schemas.openxmlformats.org/officeDocument/2006/math" xmlns:v="urn:schemas-microsoft-com:vml" xmlns:wp14="http://schemas.microsoft.com/office/word/2010/wordprocessingDrawing" xmlns:wp="http://schemas.openxmlformats.org/drawingml/2006/wordprocessingDrawing" xmlns:w10="urn:schemas-microsoft-com:office:word" xmlns:w="http://schemas.openxmlformats.org/wordprocessingml/2006/main" xmlns:w14="http://schemas.microsoft.com/office/word/2010/wordml" xmlns:wpg="http://schemas.microsoft.com/office/word/2010/wordprocessingGroup" xmlns:wpi="http://schemas.microsoft.com/office/word/2010/wordprocessingInk" xmlns:wne="http://schemas.microsoft.com/office/word/2006/wordml" xmlns:wps="http://schemas.microsoft.com/office/word/2010/wordprocessingShape" xmlns:wpsCustomData="http://www.wps.cn/officeDocument/2013/wpsCustomData" mc:Ignorable="w14 wp14">
+  <w:abstractNum w:abstractNumId="0">
+    <w:nsid w:val="0971F7E3"/>
+    <w:multiLevelType w:val="singleLevel"/>
+    <w:tmpl w:val="0971F7E3"/>
+    <w:lvl w:ilvl="0" w:tentative="0">
+      <w:start w:val="2"/>
+      <w:numFmt w:val="decimal"/>
+      <w:lvlText w:val="%1."/>
+      <w:lvlJc w:val="left"/>
+      <w:pPr>
+        <w:tabs>
+          <w:tab w:val="left" w:pos="312"/>
+        </w:tabs>
+      </w:pPr>
+    </w:lvl>
+  </w:abstractNum>
+  <w:abstractNum w:abstractNumId="1">
+    <w:nsid w:val="5CDEF704"/>
+    <w:multiLevelType w:val="singleLevel"/>
+    <w:tmpl w:val="5CDEF704"/>
+    <w:lvl w:ilvl="0" w:tentative="0">
+      <w:start w:val="1"/>
+      <w:numFmt w:val="chineseCounting"/>
+      <w:suff w:val="nothing"/>
+      <w:lvlText w:val="%1．"/>
+      <w:lvlJc w:val="left"/>
+      <w:rPr>
+        <w:rFonts w:hint="eastAsia"/>
+      </w:rPr>
+    </w:lvl>
+  </w:abstractNum>
+  <w:num w:numId="1">
+    <w:abstractNumId w:val="1"/>
+  </w:num>
+  <w:num w:numId="2">
+    <w:abstractNumId w:val="0"/>
+  </w:num>
+</w:numbering>
 </file>
 
 <file path=word/styles.xml><?xml version="1.0" encoding="utf-8"?>
@@ -1031,8 +1542,8 @@
     <w:lsdException w:qFormat="1" w:unhideWhenUsed="0" w:uiPriority="0" w:semiHidden="0" w:name="Normal"/>
     <w:lsdException w:qFormat="1" w:unhideWhenUsed="0" w:uiPriority="0" w:semiHidden="0" w:name="heading 1"/>
     <w:lsdException w:qFormat="1" w:uiPriority="0" w:semiHidden="0" w:name="heading 2"/>
-    <w:lsdException w:qFormat="1" w:uiPriority="0" w:name="heading 3"/>
-    <w:lsdException w:qFormat="1" w:uiPriority="0" w:name="heading 4"/>
+    <w:lsdException w:qFormat="1" w:uiPriority="0" w:semiHidden="0" w:name="heading 3"/>
+    <w:lsdException w:qFormat="1" w:uiPriority="0" w:semiHidden="0" w:name="heading 4"/>
     <w:lsdException w:qFormat="1" w:uiPriority="0" w:name="heading 5"/>
     <w:lsdException w:qFormat="1" w:uiPriority="0" w:name="heading 6"/>
     <w:lsdException w:qFormat="1" w:uiPriority="0" w:name="heading 7"/>
@@ -1127,7 +1638,7 @@
     <w:lsdException w:unhideWhenUsed="0" w:uiPriority="0" w:semiHidden="0" w:name="HTML Code"/>
     <w:lsdException w:unhideWhenUsed="0" w:uiPriority="0" w:semiHidden="0" w:name="HTML Definition"/>
     <w:lsdException w:unhideWhenUsed="0" w:uiPriority="0" w:semiHidden="0" w:name="HTML Keyboard"/>
-    <w:lsdException w:unhideWhenUsed="0" w:uiPriority="0" w:semiHidden="0" w:name="HTML Preformatted"/>
+    <w:lsdException w:qFormat="1" w:unhideWhenUsed="0" w:uiPriority="0" w:semiHidden="0" w:name="HTML Preformatted"/>
     <w:lsdException w:unhideWhenUsed="0" w:uiPriority="0" w:semiHidden="0" w:name="HTML Sample"/>
     <w:lsdException w:unhideWhenUsed="0" w:uiPriority="0" w:semiHidden="0" w:name="HTML Typewriter"/>
     <w:lsdException w:unhideWhenUsed="0" w:uiPriority="0" w:semiHidden="0" w:name="HTML Variable"/>
@@ -1176,7 +1687,7 @@
     <w:lsdException w:unhideWhenUsed="0" w:uiPriority="0" w:semiHidden="0" w:name="Table Web 2"/>
     <w:lsdException w:unhideWhenUsed="0" w:uiPriority="0" w:semiHidden="0" w:name="Table Web 3"/>
     <w:lsdException w:unhideWhenUsed="0" w:uiPriority="0" w:semiHidden="0" w:name="Balloon Text"/>
-    <w:lsdException w:unhideWhenUsed="0" w:uiPriority="0" w:semiHidden="0" w:name="Table Grid"/>
+    <w:lsdException w:qFormat="1" w:unhideWhenUsed="0" w:uiPriority="0" w:semiHidden="0" w:name="Table Grid"/>
     <w:lsdException w:unhideWhenUsed="0" w:uiPriority="0" w:semiHidden="0" w:name="Table Theme"/>
     <w:lsdException w:unhideWhenUsed="0" w:uiPriority="60" w:semiHidden="0" w:name="Light Shading"/>
     <w:lsdException w:unhideWhenUsed="0" w:uiPriority="61" w:semiHidden="0" w:name="Light List"/>
@@ -1330,12 +1841,49 @@
       <w:sz w:val="32"/>
     </w:rPr>
   </w:style>
-  <w:style w:type="character" w:default="1" w:styleId="7">
+  <w:style w:type="paragraph" w:styleId="4">
+    <w:name w:val="heading 3"/>
+    <w:basedOn w:val="1"/>
+    <w:next w:val="1"/>
+    <w:unhideWhenUsed/>
+    <w:qFormat/>
+    <w:uiPriority w:val="0"/>
+    <w:pPr>
+      <w:keepNext/>
+      <w:keepLines/>
+      <w:spacing w:before="260" w:beforeLines="0" w:beforeAutospacing="0" w:after="260" w:afterLines="0" w:afterAutospacing="0" w:line="413" w:lineRule="auto"/>
+      <w:outlineLvl w:val="2"/>
+    </w:pPr>
+    <w:rPr>
+      <w:b/>
+      <w:sz w:val="32"/>
+    </w:rPr>
+  </w:style>
+  <w:style w:type="paragraph" w:styleId="5">
+    <w:name w:val="heading 4"/>
+    <w:basedOn w:val="1"/>
+    <w:next w:val="1"/>
+    <w:unhideWhenUsed/>
+    <w:qFormat/>
+    <w:uiPriority w:val="0"/>
+    <w:pPr>
+      <w:keepNext/>
+      <w:keepLines/>
+      <w:spacing w:before="280" w:beforeLines="0" w:beforeAutospacing="0" w:after="290" w:afterLines="0" w:afterAutospacing="0" w:line="372" w:lineRule="auto"/>
+      <w:outlineLvl w:val="3"/>
+    </w:pPr>
+    <w:rPr>
+      <w:rFonts w:ascii="Arial" w:hAnsi="Arial" w:eastAsia="黑体"/>
+      <w:b/>
+      <w:sz w:val="28"/>
+    </w:rPr>
+  </w:style>
+  <w:style w:type="character" w:default="1" w:styleId="9">
     <w:name w:val="Default Paragraph Font"/>
     <w:semiHidden/>
     <w:uiPriority w:val="0"/>
   </w:style>
-  <w:style w:type="table" w:default="1" w:styleId="5">
+  <w:style w:type="table" w:default="1" w:styleId="7">
     <w:name w:val="Normal Table"/>
     <w:semiHidden/>
     <w:uiPriority w:val="0"/>
@@ -1348,9 +1896,10 @@
       </w:tblCellMar>
     </w:tblPr>
   </w:style>
-  <w:style w:type="paragraph" w:styleId="4">
+  <w:style w:type="paragraph" w:styleId="6">
     <w:name w:val="HTML Preformatted"/>
     <w:basedOn w:val="1"/>
+    <w:qFormat/>
     <w:uiPriority w:val="0"/>
     <w:pPr>
       <w:tabs>
@@ -1381,9 +1930,10 @@
       <w:lang w:val="en-US" w:eastAsia="zh-CN" w:bidi="ar"/>
     </w:rPr>
   </w:style>
-  <w:style w:type="table" w:styleId="6">
+  <w:style w:type="table" w:styleId="8">
     <w:name w:val="Table Grid"/>
-    <w:basedOn w:val="5"/>
+    <w:basedOn w:val="7"/>
+    <w:qFormat/>
     <w:uiPriority w:val="0"/>
     <w:pPr>
       <w:widowControl w:val="0"/>
